--- a/Output/plots/Spats/Spat_Physiology/Spat_Resp/ambiant/ambient Data Filtering and Noise Removal.docx
+++ b/Output/plots/Spats/Spat_Physiology/Spat_Resp/ambiant/ambient Data Filtering and Noise Removal.docx
@@ -14,24 +14,22 @@
           <w:b/>
           <w:bCs/>
         </w:rPr>
-        <w:t>Data Pre-processing and Outlier Management</w:t>
+        <w:t>Statistical Analysis: Respiration Rate under Ambient Conditions</w:t>
       </w:r>
     </w:p>
     <w:p>
       <w:r>
-        <w:t>Prior to statistical analysis, the respiration dataset was subjected to rigorous quality control procedures to ensure biological validity. A two-step filtering process was applied to remove signals indistinguishable from background noise (lower threshold) and values indicative of technical artifacts (upper threshold).</w:t>
+        <w:t>Respiration rates (</w:t>
       </w:r>
-    </w:p>
-    <w:p>
       <w:r>
         <w:rPr>
-          <w:b/>
-          <w:bCs/>
+          <w:i/>
+          <w:iCs/>
         </w:rPr>
-        <w:t>1. Lower Threshold: Definition of Limit of Detection</w:t>
+        <w:t>OxyRate</w:t>
       </w:r>
       <w:r>
-        <w:t xml:space="preserve"> To differentiate metabolically active coral spats from background bacterial respiration (noise), we analyzed the distribution of the lowest 10% of oxygen consumption rates. While a strict statistical Limit of Detection (LOD), calculated as the mean of the noise tail plus two standard deviations, suggested a cutoff of 0.214 nmol O₂ mm</w:t>
+        <w:t>, nmol O₂ mm</w:t>
       </w:r>
       <w:r>
         <w:rPr>
@@ -61,86 +59,35 @@
         <w:t>¹</w:t>
       </w:r>
       <w:r>
-        <w:t xml:space="preserve">, we adopted a more conservative threshold of </w:t>
+        <w:t>) were compared between three coral morphs (HF, NF, PF) under ambient conditions (23</w:t>
+      </w:r>
+      <w:r>
+        <w:rPr>
+          <w:rFonts w:ascii="Aptos" w:hAnsi="Aptos" w:cs="Aptos"/>
+        </w:rPr>
+        <w:t>°</w:t>
+      </w:r>
+      <w:r>
+        <w:t xml:space="preserve">C, pH 8.2, 10m Light). Prior to analysis, statistical outliers were identified using the Interquartile Range (IQR) method (1.5 </w:t>
+      </w:r>
+      <w:r>
+        <w:rPr>
+          <w:rFonts w:ascii="Aptos" w:hAnsi="Aptos" w:cs="Aptos"/>
+        </w:rPr>
+        <w:t>×</w:t>
+      </w:r>
+      <w:r>
+        <w:t xml:space="preserve"> IQR). Five extreme outliers in the NF group (&gt; 2.39) and one in the PF group (&gt; 2.10) were removed. Additionally, one specific data point in the NF group (value = 2.10) was manually excluded due to technical association with a failed experimental plate (Plate D, 14/05/2025). The final dataset included </w:t>
       </w:r>
       <w:r>
         <w:rPr>
           <w:b/>
           <w:bCs/>
         </w:rPr>
-        <w:t>0.1 nmol O₂ mm</w:t>
+        <w:t>165</w:t>
       </w:r>
       <w:r>
-        <w:rPr>
-          <w:rFonts w:ascii="Cambria Math" w:hAnsi="Cambria Math" w:cs="Cambria Math"/>
-          <w:b/>
-          <w:bCs/>
-        </w:rPr>
-        <w:t>⁻</w:t>
-      </w:r>
-      <w:r>
-        <w:rPr>
-          <w:rFonts w:ascii="Aptos" w:hAnsi="Aptos" w:cs="Aptos"/>
-          <w:b/>
-          <w:bCs/>
-        </w:rPr>
-        <w:t>²</w:t>
-      </w:r>
-      <w:r>
-        <w:rPr>
-          <w:b/>
-          <w:bCs/>
-        </w:rPr>
-        <w:t xml:space="preserve"> min</w:t>
-      </w:r>
-      <w:r>
-        <w:rPr>
-          <w:rFonts w:ascii="Cambria Math" w:hAnsi="Cambria Math" w:cs="Cambria Math"/>
-          <w:b/>
-          <w:bCs/>
-        </w:rPr>
-        <w:t>⁻</w:t>
-      </w:r>
-      <w:r>
-        <w:rPr>
-          <w:rFonts w:ascii="Aptos" w:hAnsi="Aptos" w:cs="Aptos"/>
-          <w:b/>
-          <w:bCs/>
-        </w:rPr>
-        <w:t>¹</w:t>
-      </w:r>
-      <w:r>
-        <w:t>. This conservative approach was chosen to prevent the exclusion of biologically viable but metabolically depressed individuals (e.g., quiescent or smaller recruits). A sensitivity analysis confirmed that this threshold was robust; the statistical outcomes remained unchanged whether the strict (0.214) or conservative (0.1) cutoff was applied. Data points below 0.1 nmol O₂ mm</w:t>
-      </w:r>
-      <w:r>
-        <w:rPr>
-          <w:rFonts w:ascii="Cambria Math" w:hAnsi="Cambria Math" w:cs="Cambria Math"/>
-        </w:rPr>
-        <w:t>⁻</w:t>
-      </w:r>
-      <w:r>
-        <w:rPr>
-          <w:rFonts w:ascii="Aptos" w:hAnsi="Aptos" w:cs="Aptos"/>
-        </w:rPr>
-        <w:t>²</w:t>
-      </w:r>
-      <w:r>
-        <w:t xml:space="preserve"> min</w:t>
-      </w:r>
-      <w:r>
-        <w:rPr>
-          <w:rFonts w:ascii="Cambria Math" w:hAnsi="Cambria Math" w:cs="Cambria Math"/>
-        </w:rPr>
-        <w:t>⁻</w:t>
-      </w:r>
-      <w:r>
-        <w:rPr>
-          <w:rFonts w:ascii="Aptos" w:hAnsi="Aptos" w:cs="Aptos"/>
-        </w:rPr>
-        <w:t>²</w:t>
-      </w:r>
-      <w:r>
-        <w:t xml:space="preserve"> (n = 16) were classified as non-viable or below detection limits and excluded.</w:t>
+        <w:t xml:space="preserve"> samples. Differences between morphs were tested using a one-way ANOVA followed by Tukey’s HSD post-hoc test for multiple comparisons (α = 0.05).</w:t>
       </w:r>
     </w:p>
     <w:p>
@@ -149,99 +96,69 @@
           <w:b/>
           <w:bCs/>
         </w:rPr>
-        <w:t>2. Upper Threshold: Identification of Technical Artifacts</w:t>
+        <w:t>Results</w:t>
       </w:r>
+    </w:p>
+    <w:p>
       <w:r>
-        <w:t xml:space="preserve"> Upper-end outliers were identified using the Interquartile Range (IQR) method. The upper outer fence was defined as </w:t>
+        <w:t>A significant difference in respiration rates was found between the morphs (ANOVA, F(2,162) = 5.36, p = 0.006).</w:t>
       </w:r>
-      <w:r>
-        <w:rPr>
-          <w:i/>
-          <w:iCs/>
-        </w:rPr>
-        <w:t>Q3 + 1.5 × IQR</w:t>
-      </w:r>
-      <w:r>
-        <w:t xml:space="preserve">, resulting in a statistical cutoff of </w:t>
-      </w:r>
+    </w:p>
+    <w:p>
+      <w:pPr>
+        <w:numPr>
+          <w:ilvl w:val="0"/>
+          <w:numId w:val="6"/>
+        </w:numPr>
+        <w:spacing w:line="240" w:lineRule="auto"/>
+      </w:pPr>
       <w:r>
         <w:rPr>
           <w:b/>
           <w:bCs/>
         </w:rPr>
-        <w:t>2.12 nmol O₂ mm</w:t>
+        <w:t>HF Morph:</w:t>
       </w:r>
       <w:r>
-        <w:rPr>
-          <w:rFonts w:ascii="Cambria Math" w:hAnsi="Cambria Math" w:cs="Cambria Math"/>
-          <w:b/>
-          <w:bCs/>
-        </w:rPr>
-        <w:t>⁻</w:t>
+        <w:t xml:space="preserve"> Exhibited the highest mean respiration rate (0.79 ± 0.44).</w:t>
       </w:r>
-      <w:r>
-        <w:rPr>
-          <w:rFonts w:ascii="Aptos" w:hAnsi="Aptos" w:cs="Aptos"/>
-          <w:b/>
-          <w:bCs/>
-        </w:rPr>
-        <w:t>²</w:t>
-      </w:r>
+    </w:p>
+    <w:p>
+      <w:pPr>
+        <w:numPr>
+          <w:ilvl w:val="0"/>
+          <w:numId w:val="6"/>
+        </w:numPr>
+        <w:spacing w:line="240" w:lineRule="auto"/>
+      </w:pPr>
       <w:r>
         <w:rPr>
           <w:b/>
           <w:bCs/>
         </w:rPr>
-        <w:t xml:space="preserve"> min</w:t>
+        <w:t>NF Morph:</w:t>
       </w:r>
       <w:r>
+        <w:t xml:space="preserve"> Exhibited an intermediate respiration rate (0.58 ± 0.45).</w:t>
+      </w:r>
+    </w:p>
+    <w:p>
+      <w:pPr>
+        <w:numPr>
+          <w:ilvl w:val="0"/>
+          <w:numId w:val="6"/>
+        </w:numPr>
+        <w:spacing w:line="240" w:lineRule="auto"/>
+      </w:pPr>
+      <w:r>
         <w:rPr>
-          <w:rFonts w:ascii="Cambria Math" w:hAnsi="Cambria Math" w:cs="Cambria Math"/>
           <w:b/>
           <w:bCs/>
         </w:rPr>
-        <w:t>⁻</w:t>
+        <w:t>PF Morph:</w:t>
       </w:r>
       <w:r>
-        <w:rPr>
-          <w:rFonts w:ascii="Aptos" w:hAnsi="Aptos" w:cs="Aptos"/>
-          <w:b/>
-          <w:bCs/>
-        </w:rPr>
-        <w:t>¹</w:t>
-      </w:r>
-      <w:r>
-        <w:t>. Six data points exceeded this threshold. Upon inspection, five of these extreme values originated from a single experimental plate ("Plate D"). This clustering strongly suggested a technical artifact (e.g., sensor drift or micro-bubbles) rather than a biological hyper-metabolic state. Consequently, all values exceeding 2.12 nmol O₂ mm</w:t>
-      </w:r>
-      <w:r>
-        <w:rPr>
-          <w:rFonts w:ascii="Cambria Math" w:hAnsi="Cambria Math" w:cs="Cambria Math"/>
-        </w:rPr>
-        <w:t>⁻</w:t>
-      </w:r>
-      <w:r>
-        <w:rPr>
-          <w:rFonts w:ascii="Aptos" w:hAnsi="Aptos" w:cs="Aptos"/>
-        </w:rPr>
-        <w:t>²</w:t>
-      </w:r>
-      <w:r>
-        <w:t xml:space="preserve"> min</w:t>
-      </w:r>
-      <w:r>
-        <w:rPr>
-          <w:rFonts w:ascii="Cambria Math" w:hAnsi="Cambria Math" w:cs="Cambria Math"/>
-        </w:rPr>
-        <w:t>⁻</w:t>
-      </w:r>
-      <w:r>
-        <w:rPr>
-          <w:rFonts w:ascii="Aptos" w:hAnsi="Aptos" w:cs="Aptos"/>
-        </w:rPr>
-        <w:t>¹</w:t>
-      </w:r>
-      <w:r>
-        <w:t xml:space="preserve"> were removed to prevent artificial inflation of group means and variances.</w:t>
+        <w:t xml:space="preserve"> Exhibited the lowest mean respiration rate (0.55 ± 0.46).</w:t>
       </w:r>
     </w:p>
     <w:p>
@@ -250,20 +167,955 @@
           <w:b/>
           <w:bCs/>
         </w:rPr>
-        <w:t>3. Impact on Statistical Assumptions</w:t>
+        <w:t>Descriptive Statistics</w:t>
       </w:r>
-      <w:r>
-        <w:t xml:space="preserve"> The final validated dataset consisted of </w:t>
-      </w:r>
+    </w:p>
+    <w:tbl>
+      <w:tblPr>
+        <w:tblW w:w="9864" w:type="dxa"/>
+        <w:tblCellSpacing w:w="15" w:type="dxa"/>
+        <w:tblCellMar>
+          <w:top w:w="15" w:type="dxa"/>
+          <w:left w:w="15" w:type="dxa"/>
+          <w:bottom w:w="15" w:type="dxa"/>
+          <w:right w:w="15" w:type="dxa"/>
+        </w:tblCellMar>
+        <w:tblLook w:val="04A0" w:firstRow="1" w:lastRow="0" w:firstColumn="1" w:lastColumn="0" w:noHBand="0" w:noVBand="1"/>
+      </w:tblPr>
+      <w:tblGrid>
+        <w:gridCol w:w="1644"/>
+        <w:gridCol w:w="1644"/>
+        <w:gridCol w:w="1644"/>
+        <w:gridCol w:w="1644"/>
+        <w:gridCol w:w="1644"/>
+        <w:gridCol w:w="1644"/>
+      </w:tblGrid>
+      <w:tr>
+        <w:trPr>
+          <w:trHeight w:val="20"/>
+          <w:tblHeader/>
+          <w:tblCellSpacing w:w="15" w:type="dxa"/>
+        </w:trPr>
+        <w:tc>
+          <w:tcPr>
+            <w:tcW w:w="1599" w:type="dxa"/>
+            <w:tcBorders>
+              <w:top w:val="single" w:sz="6" w:space="0" w:color="auto"/>
+              <w:left w:val="single" w:sz="6" w:space="0" w:color="auto"/>
+              <w:bottom w:val="single" w:sz="6" w:space="0" w:color="auto"/>
+              <w:right w:val="single" w:sz="6" w:space="0" w:color="auto"/>
+            </w:tcBorders>
+            <w:vAlign w:val="center"/>
+            <w:hideMark/>
+          </w:tcPr>
+          <w:p>
+            <w:r>
+              <w:rPr>
+                <w:b/>
+                <w:bCs/>
+              </w:rPr>
+              <w:t>Morph</w:t>
+            </w:r>
+          </w:p>
+        </w:tc>
+        <w:tc>
+          <w:tcPr>
+            <w:tcW w:w="1614" w:type="dxa"/>
+            <w:tcBorders>
+              <w:top w:val="single" w:sz="6" w:space="0" w:color="auto"/>
+              <w:left w:val="single" w:sz="6" w:space="0" w:color="auto"/>
+              <w:bottom w:val="single" w:sz="6" w:space="0" w:color="auto"/>
+              <w:right w:val="single" w:sz="6" w:space="0" w:color="auto"/>
+            </w:tcBorders>
+            <w:vAlign w:val="center"/>
+            <w:hideMark/>
+          </w:tcPr>
+          <w:p>
+            <w:r>
+              <w:rPr>
+                <w:b/>
+                <w:bCs/>
+              </w:rPr>
+              <w:t>N</w:t>
+            </w:r>
+          </w:p>
+        </w:tc>
+        <w:tc>
+          <w:tcPr>
+            <w:tcW w:w="1614" w:type="dxa"/>
+            <w:tcBorders>
+              <w:top w:val="single" w:sz="6" w:space="0" w:color="auto"/>
+              <w:left w:val="single" w:sz="6" w:space="0" w:color="auto"/>
+              <w:bottom w:val="single" w:sz="6" w:space="0" w:color="auto"/>
+              <w:right w:val="single" w:sz="6" w:space="0" w:color="auto"/>
+            </w:tcBorders>
+            <w:vAlign w:val="center"/>
+            <w:hideMark/>
+          </w:tcPr>
+          <w:p>
+            <w:r>
+              <w:rPr>
+                <w:b/>
+                <w:bCs/>
+              </w:rPr>
+              <w:t>Mean (nmol O₂ mm</w:t>
+            </w:r>
+            <w:r>
+              <w:rPr>
+                <w:rFonts w:ascii="Cambria Math" w:hAnsi="Cambria Math" w:cs="Cambria Math"/>
+                <w:b/>
+                <w:bCs/>
+              </w:rPr>
+              <w:t>⁻</w:t>
+            </w:r>
+            <w:r>
+              <w:rPr>
+                <w:rFonts w:ascii="Aptos" w:hAnsi="Aptos" w:cs="Aptos"/>
+                <w:b/>
+                <w:bCs/>
+              </w:rPr>
+              <w:t>²</w:t>
+            </w:r>
+            <w:r>
+              <w:rPr>
+                <w:b/>
+                <w:bCs/>
+              </w:rPr>
+              <w:t xml:space="preserve"> min</w:t>
+            </w:r>
+            <w:r>
+              <w:rPr>
+                <w:rFonts w:ascii="Cambria Math" w:hAnsi="Cambria Math" w:cs="Cambria Math"/>
+                <w:b/>
+                <w:bCs/>
+              </w:rPr>
+              <w:t>⁻</w:t>
+            </w:r>
+            <w:r>
+              <w:rPr>
+                <w:rFonts w:ascii="Aptos" w:hAnsi="Aptos" w:cs="Aptos"/>
+                <w:b/>
+                <w:bCs/>
+              </w:rPr>
+              <w:t>¹</w:t>
+            </w:r>
+            <w:r>
+              <w:rPr>
+                <w:b/>
+                <w:bCs/>
+              </w:rPr>
+              <w:t>)</w:t>
+            </w:r>
+          </w:p>
+        </w:tc>
+        <w:tc>
+          <w:tcPr>
+            <w:tcW w:w="1614" w:type="dxa"/>
+            <w:tcBorders>
+              <w:top w:val="single" w:sz="6" w:space="0" w:color="auto"/>
+              <w:left w:val="single" w:sz="6" w:space="0" w:color="auto"/>
+              <w:bottom w:val="single" w:sz="6" w:space="0" w:color="auto"/>
+              <w:right w:val="single" w:sz="6" w:space="0" w:color="auto"/>
+            </w:tcBorders>
+            <w:vAlign w:val="center"/>
+            <w:hideMark/>
+          </w:tcPr>
+          <w:p>
+            <w:r>
+              <w:rPr>
+                <w:b/>
+                <w:bCs/>
+              </w:rPr>
+              <w:t>SD</w:t>
+            </w:r>
+          </w:p>
+        </w:tc>
+        <w:tc>
+          <w:tcPr>
+            <w:tcW w:w="1614" w:type="dxa"/>
+            <w:tcBorders>
+              <w:top w:val="single" w:sz="6" w:space="0" w:color="auto"/>
+              <w:left w:val="single" w:sz="6" w:space="0" w:color="auto"/>
+              <w:bottom w:val="single" w:sz="6" w:space="0" w:color="auto"/>
+              <w:right w:val="single" w:sz="6" w:space="0" w:color="auto"/>
+            </w:tcBorders>
+            <w:vAlign w:val="center"/>
+            <w:hideMark/>
+          </w:tcPr>
+          <w:p>
+            <w:r>
+              <w:rPr>
+                <w:b/>
+                <w:bCs/>
+              </w:rPr>
+              <w:t>Min</w:t>
+            </w:r>
+          </w:p>
+        </w:tc>
+        <w:tc>
+          <w:tcPr>
+            <w:tcW w:w="1599" w:type="dxa"/>
+            <w:tcBorders>
+              <w:top w:val="single" w:sz="6" w:space="0" w:color="auto"/>
+              <w:left w:val="single" w:sz="6" w:space="0" w:color="auto"/>
+              <w:bottom w:val="single" w:sz="6" w:space="0" w:color="auto"/>
+              <w:right w:val="single" w:sz="6" w:space="0" w:color="auto"/>
+            </w:tcBorders>
+            <w:vAlign w:val="center"/>
+            <w:hideMark/>
+          </w:tcPr>
+          <w:p>
+            <w:r>
+              <w:rPr>
+                <w:b/>
+                <w:bCs/>
+              </w:rPr>
+              <w:t>Max</w:t>
+            </w:r>
+          </w:p>
+        </w:tc>
+      </w:tr>
+      <w:tr>
+        <w:trPr>
+          <w:trHeight w:val="20"/>
+          <w:tblCellSpacing w:w="15" w:type="dxa"/>
+        </w:trPr>
+        <w:tc>
+          <w:tcPr>
+            <w:tcW w:w="1599" w:type="dxa"/>
+            <w:tcBorders>
+              <w:top w:val="single" w:sz="6" w:space="0" w:color="auto"/>
+              <w:left w:val="single" w:sz="6" w:space="0" w:color="auto"/>
+              <w:bottom w:val="single" w:sz="6" w:space="0" w:color="auto"/>
+              <w:right w:val="single" w:sz="6" w:space="0" w:color="auto"/>
+            </w:tcBorders>
+            <w:vAlign w:val="center"/>
+            <w:hideMark/>
+          </w:tcPr>
+          <w:p>
+            <w:r>
+              <w:rPr>
+                <w:b/>
+                <w:bCs/>
+              </w:rPr>
+              <w:t>HF</w:t>
+            </w:r>
+          </w:p>
+        </w:tc>
+        <w:tc>
+          <w:tcPr>
+            <w:tcW w:w="1614" w:type="dxa"/>
+            <w:tcBorders>
+              <w:top w:val="single" w:sz="6" w:space="0" w:color="auto"/>
+              <w:left w:val="single" w:sz="6" w:space="0" w:color="auto"/>
+              <w:bottom w:val="single" w:sz="6" w:space="0" w:color="auto"/>
+              <w:right w:val="single" w:sz="6" w:space="0" w:color="auto"/>
+            </w:tcBorders>
+            <w:vAlign w:val="center"/>
+            <w:hideMark/>
+          </w:tcPr>
+          <w:p>
+            <w:r>
+              <w:t>84</w:t>
+            </w:r>
+          </w:p>
+        </w:tc>
+        <w:tc>
+          <w:tcPr>
+            <w:tcW w:w="1614" w:type="dxa"/>
+            <w:tcBorders>
+              <w:top w:val="single" w:sz="6" w:space="0" w:color="auto"/>
+              <w:left w:val="single" w:sz="6" w:space="0" w:color="auto"/>
+              <w:bottom w:val="single" w:sz="6" w:space="0" w:color="auto"/>
+              <w:right w:val="single" w:sz="6" w:space="0" w:color="auto"/>
+            </w:tcBorders>
+            <w:vAlign w:val="center"/>
+            <w:hideMark/>
+          </w:tcPr>
+          <w:p>
+            <w:r>
+              <w:t>0.79</w:t>
+            </w:r>
+          </w:p>
+        </w:tc>
+        <w:tc>
+          <w:tcPr>
+            <w:tcW w:w="1614" w:type="dxa"/>
+            <w:tcBorders>
+              <w:top w:val="single" w:sz="6" w:space="0" w:color="auto"/>
+              <w:left w:val="single" w:sz="6" w:space="0" w:color="auto"/>
+              <w:bottom w:val="single" w:sz="6" w:space="0" w:color="auto"/>
+              <w:right w:val="single" w:sz="6" w:space="0" w:color="auto"/>
+            </w:tcBorders>
+            <w:vAlign w:val="center"/>
+            <w:hideMark/>
+          </w:tcPr>
+          <w:p>
+            <w:r>
+              <w:t>0.44</w:t>
+            </w:r>
+          </w:p>
+        </w:tc>
+        <w:tc>
+          <w:tcPr>
+            <w:tcW w:w="1614" w:type="dxa"/>
+            <w:tcBorders>
+              <w:top w:val="single" w:sz="6" w:space="0" w:color="auto"/>
+              <w:left w:val="single" w:sz="6" w:space="0" w:color="auto"/>
+              <w:bottom w:val="single" w:sz="6" w:space="0" w:color="auto"/>
+              <w:right w:val="single" w:sz="6" w:space="0" w:color="auto"/>
+            </w:tcBorders>
+            <w:vAlign w:val="center"/>
+            <w:hideMark/>
+          </w:tcPr>
+          <w:p>
+            <w:r>
+              <w:t>0.03</w:t>
+            </w:r>
+          </w:p>
+        </w:tc>
+        <w:tc>
+          <w:tcPr>
+            <w:tcW w:w="1599" w:type="dxa"/>
+            <w:tcBorders>
+              <w:top w:val="single" w:sz="6" w:space="0" w:color="auto"/>
+              <w:left w:val="single" w:sz="6" w:space="0" w:color="auto"/>
+              <w:bottom w:val="single" w:sz="6" w:space="0" w:color="auto"/>
+              <w:right w:val="single" w:sz="6" w:space="0" w:color="auto"/>
+            </w:tcBorders>
+            <w:vAlign w:val="center"/>
+            <w:hideMark/>
+          </w:tcPr>
+          <w:p>
+            <w:r>
+              <w:t>1.73</w:t>
+            </w:r>
+          </w:p>
+        </w:tc>
+      </w:tr>
+      <w:tr>
+        <w:trPr>
+          <w:trHeight w:val="20"/>
+          <w:tblCellSpacing w:w="15" w:type="dxa"/>
+        </w:trPr>
+        <w:tc>
+          <w:tcPr>
+            <w:tcW w:w="1599" w:type="dxa"/>
+            <w:tcBorders>
+              <w:top w:val="single" w:sz="6" w:space="0" w:color="auto"/>
+              <w:left w:val="single" w:sz="6" w:space="0" w:color="auto"/>
+              <w:bottom w:val="single" w:sz="6" w:space="0" w:color="auto"/>
+              <w:right w:val="single" w:sz="6" w:space="0" w:color="auto"/>
+            </w:tcBorders>
+            <w:vAlign w:val="center"/>
+            <w:hideMark/>
+          </w:tcPr>
+          <w:p>
+            <w:r>
+              <w:rPr>
+                <w:b/>
+                <w:bCs/>
+              </w:rPr>
+              <w:t>NF</w:t>
+            </w:r>
+          </w:p>
+        </w:tc>
+        <w:tc>
+          <w:tcPr>
+            <w:tcW w:w="1614" w:type="dxa"/>
+            <w:tcBorders>
+              <w:top w:val="single" w:sz="6" w:space="0" w:color="auto"/>
+              <w:left w:val="single" w:sz="6" w:space="0" w:color="auto"/>
+              <w:bottom w:val="single" w:sz="6" w:space="0" w:color="auto"/>
+              <w:right w:val="single" w:sz="6" w:space="0" w:color="auto"/>
+            </w:tcBorders>
+            <w:vAlign w:val="center"/>
+            <w:hideMark/>
+          </w:tcPr>
+          <w:p>
+            <w:r>
+              <w:t>47</w:t>
+            </w:r>
+          </w:p>
+        </w:tc>
+        <w:tc>
+          <w:tcPr>
+            <w:tcW w:w="1614" w:type="dxa"/>
+            <w:tcBorders>
+              <w:top w:val="single" w:sz="6" w:space="0" w:color="auto"/>
+              <w:left w:val="single" w:sz="6" w:space="0" w:color="auto"/>
+              <w:bottom w:val="single" w:sz="6" w:space="0" w:color="auto"/>
+              <w:right w:val="single" w:sz="6" w:space="0" w:color="auto"/>
+            </w:tcBorders>
+            <w:vAlign w:val="center"/>
+            <w:hideMark/>
+          </w:tcPr>
+          <w:p>
+            <w:r>
+              <w:t>0.58</w:t>
+            </w:r>
+          </w:p>
+        </w:tc>
+        <w:tc>
+          <w:tcPr>
+            <w:tcW w:w="1614" w:type="dxa"/>
+            <w:tcBorders>
+              <w:top w:val="single" w:sz="6" w:space="0" w:color="auto"/>
+              <w:left w:val="single" w:sz="6" w:space="0" w:color="auto"/>
+              <w:bottom w:val="single" w:sz="6" w:space="0" w:color="auto"/>
+              <w:right w:val="single" w:sz="6" w:space="0" w:color="auto"/>
+            </w:tcBorders>
+            <w:vAlign w:val="center"/>
+            <w:hideMark/>
+          </w:tcPr>
+          <w:p>
+            <w:r>
+              <w:t>0.45</w:t>
+            </w:r>
+          </w:p>
+        </w:tc>
+        <w:tc>
+          <w:tcPr>
+            <w:tcW w:w="1614" w:type="dxa"/>
+            <w:tcBorders>
+              <w:top w:val="single" w:sz="6" w:space="0" w:color="auto"/>
+              <w:left w:val="single" w:sz="6" w:space="0" w:color="auto"/>
+              <w:bottom w:val="single" w:sz="6" w:space="0" w:color="auto"/>
+              <w:right w:val="single" w:sz="6" w:space="0" w:color="auto"/>
+            </w:tcBorders>
+            <w:vAlign w:val="center"/>
+            <w:hideMark/>
+          </w:tcPr>
+          <w:p>
+            <w:r>
+              <w:t>0.01</w:t>
+            </w:r>
+          </w:p>
+        </w:tc>
+        <w:tc>
+          <w:tcPr>
+            <w:tcW w:w="1599" w:type="dxa"/>
+            <w:tcBorders>
+              <w:top w:val="single" w:sz="6" w:space="0" w:color="auto"/>
+              <w:left w:val="single" w:sz="6" w:space="0" w:color="auto"/>
+              <w:bottom w:val="single" w:sz="6" w:space="0" w:color="auto"/>
+              <w:right w:val="single" w:sz="6" w:space="0" w:color="auto"/>
+            </w:tcBorders>
+            <w:vAlign w:val="center"/>
+            <w:hideMark/>
+          </w:tcPr>
+          <w:p>
+            <w:r>
+              <w:t>1.44</w:t>
+            </w:r>
+          </w:p>
+        </w:tc>
+      </w:tr>
+      <w:tr>
+        <w:trPr>
+          <w:trHeight w:val="20"/>
+          <w:tblCellSpacing w:w="15" w:type="dxa"/>
+        </w:trPr>
+        <w:tc>
+          <w:tcPr>
+            <w:tcW w:w="1599" w:type="dxa"/>
+            <w:tcBorders>
+              <w:top w:val="single" w:sz="6" w:space="0" w:color="auto"/>
+              <w:left w:val="single" w:sz="6" w:space="0" w:color="auto"/>
+              <w:bottom w:val="single" w:sz="6" w:space="0" w:color="auto"/>
+              <w:right w:val="single" w:sz="6" w:space="0" w:color="auto"/>
+            </w:tcBorders>
+            <w:vAlign w:val="center"/>
+            <w:hideMark/>
+          </w:tcPr>
+          <w:p>
+            <w:r>
+              <w:rPr>
+                <w:b/>
+                <w:bCs/>
+              </w:rPr>
+              <w:t>PF</w:t>
+            </w:r>
+          </w:p>
+        </w:tc>
+        <w:tc>
+          <w:tcPr>
+            <w:tcW w:w="1614" w:type="dxa"/>
+            <w:tcBorders>
+              <w:top w:val="single" w:sz="6" w:space="0" w:color="auto"/>
+              <w:left w:val="single" w:sz="6" w:space="0" w:color="auto"/>
+              <w:bottom w:val="single" w:sz="6" w:space="0" w:color="auto"/>
+              <w:right w:val="single" w:sz="6" w:space="0" w:color="auto"/>
+            </w:tcBorders>
+            <w:vAlign w:val="center"/>
+            <w:hideMark/>
+          </w:tcPr>
+          <w:p>
+            <w:r>
+              <w:t>34</w:t>
+            </w:r>
+          </w:p>
+        </w:tc>
+        <w:tc>
+          <w:tcPr>
+            <w:tcW w:w="1614" w:type="dxa"/>
+            <w:tcBorders>
+              <w:top w:val="single" w:sz="6" w:space="0" w:color="auto"/>
+              <w:left w:val="single" w:sz="6" w:space="0" w:color="auto"/>
+              <w:bottom w:val="single" w:sz="6" w:space="0" w:color="auto"/>
+              <w:right w:val="single" w:sz="6" w:space="0" w:color="auto"/>
+            </w:tcBorders>
+            <w:vAlign w:val="center"/>
+            <w:hideMark/>
+          </w:tcPr>
+          <w:p>
+            <w:r>
+              <w:t>0.55</w:t>
+            </w:r>
+          </w:p>
+        </w:tc>
+        <w:tc>
+          <w:tcPr>
+            <w:tcW w:w="1614" w:type="dxa"/>
+            <w:tcBorders>
+              <w:top w:val="single" w:sz="6" w:space="0" w:color="auto"/>
+              <w:left w:val="single" w:sz="6" w:space="0" w:color="auto"/>
+              <w:bottom w:val="single" w:sz="6" w:space="0" w:color="auto"/>
+              <w:right w:val="single" w:sz="6" w:space="0" w:color="auto"/>
+            </w:tcBorders>
+            <w:vAlign w:val="center"/>
+            <w:hideMark/>
+          </w:tcPr>
+          <w:p>
+            <w:r>
+              <w:t>0.46</w:t>
+            </w:r>
+          </w:p>
+        </w:tc>
+        <w:tc>
+          <w:tcPr>
+            <w:tcW w:w="1614" w:type="dxa"/>
+            <w:tcBorders>
+              <w:top w:val="single" w:sz="6" w:space="0" w:color="auto"/>
+              <w:left w:val="single" w:sz="6" w:space="0" w:color="auto"/>
+              <w:bottom w:val="single" w:sz="6" w:space="0" w:color="auto"/>
+              <w:right w:val="single" w:sz="6" w:space="0" w:color="auto"/>
+            </w:tcBorders>
+            <w:vAlign w:val="center"/>
+            <w:hideMark/>
+          </w:tcPr>
+          <w:p>
+            <w:r>
+              <w:t>0.00</w:t>
+            </w:r>
+          </w:p>
+        </w:tc>
+        <w:tc>
+          <w:tcPr>
+            <w:tcW w:w="1599" w:type="dxa"/>
+            <w:tcBorders>
+              <w:top w:val="single" w:sz="6" w:space="0" w:color="auto"/>
+              <w:left w:val="single" w:sz="6" w:space="0" w:color="auto"/>
+              <w:bottom w:val="single" w:sz="6" w:space="0" w:color="auto"/>
+              <w:right w:val="single" w:sz="6" w:space="0" w:color="auto"/>
+            </w:tcBorders>
+            <w:vAlign w:val="center"/>
+            <w:hideMark/>
+          </w:tcPr>
+          <w:p>
+            <w:r>
+              <w:t>1.51</w:t>
+            </w:r>
+          </w:p>
+        </w:tc>
+      </w:tr>
+    </w:tbl>
+    <w:p>
       <w:r>
         <w:rPr>
           <w:b/>
           <w:bCs/>
         </w:rPr>
-        <w:t>n = 150</w:t>
+        <w:t>Post-hoc Comparisons (Tukey's HSD)</w:t>
       </w:r>
+    </w:p>
+    <w:tbl>
+      <w:tblPr>
+        <w:tblW w:w="0" w:type="auto"/>
+        <w:tblCellSpacing w:w="15" w:type="dxa"/>
+        <w:tblCellMar>
+          <w:top w:w="15" w:type="dxa"/>
+          <w:left w:w="15" w:type="dxa"/>
+          <w:bottom w:w="15" w:type="dxa"/>
+          <w:right w:w="15" w:type="dxa"/>
+        </w:tblCellMar>
+        <w:tblLook w:val="04A0" w:firstRow="1" w:lastRow="0" w:firstColumn="1" w:lastColumn="0" w:noHBand="0" w:noVBand="1"/>
+      </w:tblPr>
+      <w:tblGrid>
+        <w:gridCol w:w="1449"/>
+        <w:gridCol w:w="1242"/>
+        <w:gridCol w:w="904"/>
+        <w:gridCol w:w="1624"/>
+      </w:tblGrid>
+      <w:tr>
+        <w:trPr>
+          <w:tblHeader/>
+          <w:tblCellSpacing w:w="15" w:type="dxa"/>
+        </w:trPr>
+        <w:tc>
+          <w:tcPr>
+            <w:tcW w:w="0" w:type="auto"/>
+            <w:tcBorders>
+              <w:top w:val="single" w:sz="6" w:space="0" w:color="auto"/>
+              <w:left w:val="single" w:sz="6" w:space="0" w:color="auto"/>
+              <w:bottom w:val="single" w:sz="6" w:space="0" w:color="auto"/>
+              <w:right w:val="single" w:sz="6" w:space="0" w:color="auto"/>
+            </w:tcBorders>
+            <w:vAlign w:val="center"/>
+            <w:hideMark/>
+          </w:tcPr>
+          <w:p>
+            <w:r>
+              <w:rPr>
+                <w:b/>
+                <w:bCs/>
+              </w:rPr>
+              <w:t>Comparison</w:t>
+            </w:r>
+          </w:p>
+        </w:tc>
+        <w:tc>
+          <w:tcPr>
+            <w:tcW w:w="0" w:type="auto"/>
+            <w:tcBorders>
+              <w:top w:val="single" w:sz="6" w:space="0" w:color="auto"/>
+              <w:left w:val="single" w:sz="6" w:space="0" w:color="auto"/>
+              <w:bottom w:val="single" w:sz="6" w:space="0" w:color="auto"/>
+              <w:right w:val="single" w:sz="6" w:space="0" w:color="auto"/>
+            </w:tcBorders>
+            <w:vAlign w:val="center"/>
+            <w:hideMark/>
+          </w:tcPr>
+          <w:p>
+            <w:r>
+              <w:rPr>
+                <w:b/>
+                <w:bCs/>
+              </w:rPr>
+              <w:t>Difference</w:t>
+            </w:r>
+          </w:p>
+        </w:tc>
+        <w:tc>
+          <w:tcPr>
+            <w:tcW w:w="0" w:type="auto"/>
+            <w:tcBorders>
+              <w:top w:val="single" w:sz="6" w:space="0" w:color="auto"/>
+              <w:left w:val="single" w:sz="6" w:space="0" w:color="auto"/>
+              <w:bottom w:val="single" w:sz="6" w:space="0" w:color="auto"/>
+              <w:right w:val="single" w:sz="6" w:space="0" w:color="auto"/>
+            </w:tcBorders>
+            <w:vAlign w:val="center"/>
+            <w:hideMark/>
+          </w:tcPr>
+          <w:p>
+            <w:r>
+              <w:rPr>
+                <w:b/>
+                <w:bCs/>
+              </w:rPr>
+              <w:t>P-value</w:t>
+            </w:r>
+          </w:p>
+        </w:tc>
+        <w:tc>
+          <w:tcPr>
+            <w:tcW w:w="0" w:type="auto"/>
+            <w:tcBorders>
+              <w:top w:val="single" w:sz="6" w:space="0" w:color="auto"/>
+              <w:left w:val="single" w:sz="6" w:space="0" w:color="auto"/>
+              <w:bottom w:val="single" w:sz="6" w:space="0" w:color="auto"/>
+              <w:right w:val="single" w:sz="6" w:space="0" w:color="auto"/>
+            </w:tcBorders>
+            <w:vAlign w:val="center"/>
+            <w:hideMark/>
+          </w:tcPr>
+          <w:p>
+            <w:r>
+              <w:rPr>
+                <w:b/>
+                <w:bCs/>
+              </w:rPr>
+              <w:t>Significance</w:t>
+            </w:r>
+          </w:p>
+        </w:tc>
+      </w:tr>
+      <w:tr>
+        <w:trPr>
+          <w:tblCellSpacing w:w="15" w:type="dxa"/>
+        </w:trPr>
+        <w:tc>
+          <w:tcPr>
+            <w:tcW w:w="0" w:type="auto"/>
+            <w:tcBorders>
+              <w:top w:val="single" w:sz="6" w:space="0" w:color="auto"/>
+              <w:left w:val="single" w:sz="6" w:space="0" w:color="auto"/>
+              <w:bottom w:val="single" w:sz="6" w:space="0" w:color="auto"/>
+              <w:right w:val="single" w:sz="6" w:space="0" w:color="auto"/>
+            </w:tcBorders>
+            <w:vAlign w:val="center"/>
+            <w:hideMark/>
+          </w:tcPr>
+          <w:p>
+            <w:r>
+              <w:rPr>
+                <w:b/>
+                <w:bCs/>
+              </w:rPr>
+              <w:t>HF vs. PF</w:t>
+            </w:r>
+          </w:p>
+        </w:tc>
+        <w:tc>
+          <w:tcPr>
+            <w:tcW w:w="0" w:type="auto"/>
+            <w:tcBorders>
+              <w:top w:val="single" w:sz="6" w:space="0" w:color="auto"/>
+              <w:left w:val="single" w:sz="6" w:space="0" w:color="auto"/>
+              <w:bottom w:val="single" w:sz="6" w:space="0" w:color="auto"/>
+              <w:right w:val="single" w:sz="6" w:space="0" w:color="auto"/>
+            </w:tcBorders>
+            <w:vAlign w:val="center"/>
+            <w:hideMark/>
+          </w:tcPr>
+          <w:p>
+            <w:r>
+              <w:t>-0.24</w:t>
+            </w:r>
+          </w:p>
+        </w:tc>
+        <w:tc>
+          <w:tcPr>
+            <w:tcW w:w="0" w:type="auto"/>
+            <w:tcBorders>
+              <w:top w:val="single" w:sz="6" w:space="0" w:color="auto"/>
+              <w:left w:val="single" w:sz="6" w:space="0" w:color="auto"/>
+              <w:bottom w:val="single" w:sz="6" w:space="0" w:color="auto"/>
+              <w:right w:val="single" w:sz="6" w:space="0" w:color="auto"/>
+            </w:tcBorders>
+            <w:vAlign w:val="center"/>
+            <w:hideMark/>
+          </w:tcPr>
+          <w:p>
+            <w:r>
+              <w:rPr>
+                <w:b/>
+                <w:bCs/>
+              </w:rPr>
+              <w:t>0.020</w:t>
+            </w:r>
+          </w:p>
+        </w:tc>
+        <w:tc>
+          <w:tcPr>
+            <w:tcW w:w="0" w:type="auto"/>
+            <w:tcBorders>
+              <w:top w:val="single" w:sz="6" w:space="0" w:color="auto"/>
+              <w:left w:val="single" w:sz="6" w:space="0" w:color="auto"/>
+              <w:bottom w:val="single" w:sz="6" w:space="0" w:color="auto"/>
+              <w:right w:val="single" w:sz="6" w:space="0" w:color="auto"/>
+            </w:tcBorders>
+            <w:vAlign w:val="center"/>
+            <w:hideMark/>
+          </w:tcPr>
+          <w:p>
+            <w:r>
+              <w:t>Significant</w:t>
+            </w:r>
+          </w:p>
+        </w:tc>
+      </w:tr>
+      <w:tr>
+        <w:trPr>
+          <w:tblCellSpacing w:w="15" w:type="dxa"/>
+        </w:trPr>
+        <w:tc>
+          <w:tcPr>
+            <w:tcW w:w="0" w:type="auto"/>
+            <w:tcBorders>
+              <w:top w:val="single" w:sz="6" w:space="0" w:color="auto"/>
+              <w:left w:val="single" w:sz="6" w:space="0" w:color="auto"/>
+              <w:bottom w:val="single" w:sz="6" w:space="0" w:color="auto"/>
+              <w:right w:val="single" w:sz="6" w:space="0" w:color="auto"/>
+            </w:tcBorders>
+            <w:vAlign w:val="center"/>
+            <w:hideMark/>
+          </w:tcPr>
+          <w:p>
+            <w:r>
+              <w:rPr>
+                <w:b/>
+                <w:bCs/>
+              </w:rPr>
+              <w:t>HF vs. NF</w:t>
+            </w:r>
+          </w:p>
+        </w:tc>
+        <w:tc>
+          <w:tcPr>
+            <w:tcW w:w="0" w:type="auto"/>
+            <w:tcBorders>
+              <w:top w:val="single" w:sz="6" w:space="0" w:color="auto"/>
+              <w:left w:val="single" w:sz="6" w:space="0" w:color="auto"/>
+              <w:bottom w:val="single" w:sz="6" w:space="0" w:color="auto"/>
+              <w:right w:val="single" w:sz="6" w:space="0" w:color="auto"/>
+            </w:tcBorders>
+            <w:vAlign w:val="center"/>
+            <w:hideMark/>
+          </w:tcPr>
+          <w:p>
+            <w:r>
+              <w:t>-0.21</w:t>
+            </w:r>
+          </w:p>
+        </w:tc>
+        <w:tc>
+          <w:tcPr>
+            <w:tcW w:w="0" w:type="auto"/>
+            <w:tcBorders>
+              <w:top w:val="single" w:sz="6" w:space="0" w:color="auto"/>
+              <w:left w:val="single" w:sz="6" w:space="0" w:color="auto"/>
+              <w:bottom w:val="single" w:sz="6" w:space="0" w:color="auto"/>
+              <w:right w:val="single" w:sz="6" w:space="0" w:color="auto"/>
+            </w:tcBorders>
+            <w:vAlign w:val="center"/>
+            <w:hideMark/>
+          </w:tcPr>
+          <w:p>
+            <w:r>
+              <w:rPr>
+                <w:b/>
+                <w:bCs/>
+              </w:rPr>
+              <w:t>0.026</w:t>
+            </w:r>
+          </w:p>
+        </w:tc>
+        <w:tc>
+          <w:tcPr>
+            <w:tcW w:w="0" w:type="auto"/>
+            <w:tcBorders>
+              <w:top w:val="single" w:sz="6" w:space="0" w:color="auto"/>
+              <w:left w:val="single" w:sz="6" w:space="0" w:color="auto"/>
+              <w:bottom w:val="single" w:sz="6" w:space="0" w:color="auto"/>
+              <w:right w:val="single" w:sz="6" w:space="0" w:color="auto"/>
+            </w:tcBorders>
+            <w:vAlign w:val="center"/>
+            <w:hideMark/>
+          </w:tcPr>
+          <w:p>
+            <w:r>
+              <w:t>Significant</w:t>
+            </w:r>
+          </w:p>
+        </w:tc>
+      </w:tr>
+      <w:tr>
+        <w:trPr>
+          <w:tblCellSpacing w:w="15" w:type="dxa"/>
+        </w:trPr>
+        <w:tc>
+          <w:tcPr>
+            <w:tcW w:w="0" w:type="auto"/>
+            <w:tcBorders>
+              <w:top w:val="single" w:sz="6" w:space="0" w:color="auto"/>
+              <w:left w:val="single" w:sz="6" w:space="0" w:color="auto"/>
+              <w:bottom w:val="single" w:sz="6" w:space="0" w:color="auto"/>
+              <w:right w:val="single" w:sz="6" w:space="0" w:color="auto"/>
+            </w:tcBorders>
+            <w:vAlign w:val="center"/>
+            <w:hideMark/>
+          </w:tcPr>
+          <w:p>
+            <w:r>
+              <w:rPr>
+                <w:b/>
+                <w:bCs/>
+              </w:rPr>
+              <w:t>NF vs. PF</w:t>
+            </w:r>
+          </w:p>
+        </w:tc>
+        <w:tc>
+          <w:tcPr>
+            <w:tcW w:w="0" w:type="auto"/>
+            <w:tcBorders>
+              <w:top w:val="single" w:sz="6" w:space="0" w:color="auto"/>
+              <w:left w:val="single" w:sz="6" w:space="0" w:color="auto"/>
+              <w:bottom w:val="single" w:sz="6" w:space="0" w:color="auto"/>
+              <w:right w:val="single" w:sz="6" w:space="0" w:color="auto"/>
+            </w:tcBorders>
+            <w:vAlign w:val="center"/>
+            <w:hideMark/>
+          </w:tcPr>
+          <w:p>
+            <w:r>
+              <w:t>-0.03</w:t>
+            </w:r>
+          </w:p>
+        </w:tc>
+        <w:tc>
+          <w:tcPr>
+            <w:tcW w:w="0" w:type="auto"/>
+            <w:tcBorders>
+              <w:top w:val="single" w:sz="6" w:space="0" w:color="auto"/>
+              <w:left w:val="single" w:sz="6" w:space="0" w:color="auto"/>
+              <w:bottom w:val="single" w:sz="6" w:space="0" w:color="auto"/>
+              <w:right w:val="single" w:sz="6" w:space="0" w:color="auto"/>
+            </w:tcBorders>
+            <w:vAlign w:val="center"/>
+            <w:hideMark/>
+          </w:tcPr>
+          <w:p>
+            <w:r>
+              <w:t>0.942</w:t>
+            </w:r>
+          </w:p>
+        </w:tc>
+        <w:tc>
+          <w:tcPr>
+            <w:tcW w:w="0" w:type="auto"/>
+            <w:tcBorders>
+              <w:top w:val="single" w:sz="6" w:space="0" w:color="auto"/>
+              <w:left w:val="single" w:sz="6" w:space="0" w:color="auto"/>
+              <w:bottom w:val="single" w:sz="6" w:space="0" w:color="auto"/>
+              <w:right w:val="single" w:sz="6" w:space="0" w:color="auto"/>
+            </w:tcBorders>
+            <w:vAlign w:val="center"/>
+            <w:hideMark/>
+          </w:tcPr>
+          <w:p>
+            <w:r>
+              <w:t>Not Significant</w:t>
+            </w:r>
+          </w:p>
+        </w:tc>
+      </w:tr>
+    </w:tbl>
+    <w:p>
       <w:r>
-        <w:t xml:space="preserve"> individual measurements (from an initial n = 172). The removal of these artifacts significantly improved data quality; prior to filtering, the dataset violated the assumption of homogeneity of variance (Levene’s test: p = 0.006). Following the exclusion of the specific "Plate D" artifacts and noise, the variances became homogenous (Levene’s test: p = 0.86), satisfying the assumptions required for robust comparative analysis.</w:t>
+        <w:rPr>
+          <w:b/>
+          <w:bCs/>
+        </w:rPr>
+        <w:t>Conclusion</w:t>
+      </w:r>
+    </w:p>
+    <w:p>
+      <w:r>
+        <w:lastRenderedPageBreak/>
+        <w:t>Under ambient conditions, the High Fluorescence (HF) morph demonstrates a significantly higher metabolic rate compared to both the Non-Fluorescent (NF) and Positive Fluorescence (PF) morphs. There is no significant difference in respiration rate between the NF and PF morphs.</w:t>
       </w:r>
     </w:p>
     <w:p/>
@@ -691,9 +1543,307 @@
     </w:lvl>
   </w:abstractNum>
   <w:abstractNum w:abstractNumId="3" w15:restartNumberingAfterBreak="0">
+    <w:nsid w:val="45EE0FF1"/>
+    <w:multiLevelType w:val="multilevel"/>
+    <w:tmpl w:val="90C8DD74"/>
+    <w:lvl w:ilvl="0">
+      <w:start w:val="1"/>
+      <w:numFmt w:val="bullet"/>
+      <w:lvlText w:val=""/>
+      <w:lvlJc w:val="left"/>
+      <w:pPr>
+        <w:tabs>
+          <w:tab w:val="num" w:pos="720"/>
+        </w:tabs>
+        <w:ind w:left="720" w:hanging="360"/>
+      </w:pPr>
+      <w:rPr>
+        <w:rFonts w:ascii="Symbol" w:hAnsi="Symbol" w:hint="default"/>
+        <w:sz w:val="20"/>
+      </w:rPr>
+    </w:lvl>
+    <w:lvl w:ilvl="1" w:tentative="1">
+      <w:start w:val="1"/>
+      <w:numFmt w:val="bullet"/>
+      <w:lvlText w:val="o"/>
+      <w:lvlJc w:val="left"/>
+      <w:pPr>
+        <w:tabs>
+          <w:tab w:val="num" w:pos="1440"/>
+        </w:tabs>
+        <w:ind w:left="1440" w:hanging="360"/>
+      </w:pPr>
+      <w:rPr>
+        <w:rFonts w:ascii="Courier New" w:hAnsi="Courier New" w:hint="default"/>
+        <w:sz w:val="20"/>
+      </w:rPr>
+    </w:lvl>
+    <w:lvl w:ilvl="2" w:tentative="1">
+      <w:start w:val="1"/>
+      <w:numFmt w:val="bullet"/>
+      <w:lvlText w:val=""/>
+      <w:lvlJc w:val="left"/>
+      <w:pPr>
+        <w:tabs>
+          <w:tab w:val="num" w:pos="2160"/>
+        </w:tabs>
+        <w:ind w:left="2160" w:hanging="360"/>
+      </w:pPr>
+      <w:rPr>
+        <w:rFonts w:ascii="Wingdings" w:hAnsi="Wingdings" w:hint="default"/>
+        <w:sz w:val="20"/>
+      </w:rPr>
+    </w:lvl>
+    <w:lvl w:ilvl="3" w:tentative="1">
+      <w:start w:val="1"/>
+      <w:numFmt w:val="bullet"/>
+      <w:lvlText w:val=""/>
+      <w:lvlJc w:val="left"/>
+      <w:pPr>
+        <w:tabs>
+          <w:tab w:val="num" w:pos="2880"/>
+        </w:tabs>
+        <w:ind w:left="2880" w:hanging="360"/>
+      </w:pPr>
+      <w:rPr>
+        <w:rFonts w:ascii="Wingdings" w:hAnsi="Wingdings" w:hint="default"/>
+        <w:sz w:val="20"/>
+      </w:rPr>
+    </w:lvl>
+    <w:lvl w:ilvl="4" w:tentative="1">
+      <w:start w:val="1"/>
+      <w:numFmt w:val="bullet"/>
+      <w:lvlText w:val=""/>
+      <w:lvlJc w:val="left"/>
+      <w:pPr>
+        <w:tabs>
+          <w:tab w:val="num" w:pos="3600"/>
+        </w:tabs>
+        <w:ind w:left="3600" w:hanging="360"/>
+      </w:pPr>
+      <w:rPr>
+        <w:rFonts w:ascii="Wingdings" w:hAnsi="Wingdings" w:hint="default"/>
+        <w:sz w:val="20"/>
+      </w:rPr>
+    </w:lvl>
+    <w:lvl w:ilvl="5" w:tentative="1">
+      <w:start w:val="1"/>
+      <w:numFmt w:val="bullet"/>
+      <w:lvlText w:val=""/>
+      <w:lvlJc w:val="left"/>
+      <w:pPr>
+        <w:tabs>
+          <w:tab w:val="num" w:pos="4320"/>
+        </w:tabs>
+        <w:ind w:left="4320" w:hanging="360"/>
+      </w:pPr>
+      <w:rPr>
+        <w:rFonts w:ascii="Wingdings" w:hAnsi="Wingdings" w:hint="default"/>
+        <w:sz w:val="20"/>
+      </w:rPr>
+    </w:lvl>
+    <w:lvl w:ilvl="6" w:tentative="1">
+      <w:start w:val="1"/>
+      <w:numFmt w:val="bullet"/>
+      <w:lvlText w:val=""/>
+      <w:lvlJc w:val="left"/>
+      <w:pPr>
+        <w:tabs>
+          <w:tab w:val="num" w:pos="5040"/>
+        </w:tabs>
+        <w:ind w:left="5040" w:hanging="360"/>
+      </w:pPr>
+      <w:rPr>
+        <w:rFonts w:ascii="Wingdings" w:hAnsi="Wingdings" w:hint="default"/>
+        <w:sz w:val="20"/>
+      </w:rPr>
+    </w:lvl>
+    <w:lvl w:ilvl="7" w:tentative="1">
+      <w:start w:val="1"/>
+      <w:numFmt w:val="bullet"/>
+      <w:lvlText w:val=""/>
+      <w:lvlJc w:val="left"/>
+      <w:pPr>
+        <w:tabs>
+          <w:tab w:val="num" w:pos="5760"/>
+        </w:tabs>
+        <w:ind w:left="5760" w:hanging="360"/>
+      </w:pPr>
+      <w:rPr>
+        <w:rFonts w:ascii="Wingdings" w:hAnsi="Wingdings" w:hint="default"/>
+        <w:sz w:val="20"/>
+      </w:rPr>
+    </w:lvl>
+    <w:lvl w:ilvl="8" w:tentative="1">
+      <w:start w:val="1"/>
+      <w:numFmt w:val="bullet"/>
+      <w:lvlText w:val=""/>
+      <w:lvlJc w:val="left"/>
+      <w:pPr>
+        <w:tabs>
+          <w:tab w:val="num" w:pos="6480"/>
+        </w:tabs>
+        <w:ind w:left="6480" w:hanging="360"/>
+      </w:pPr>
+      <w:rPr>
+        <w:rFonts w:ascii="Wingdings" w:hAnsi="Wingdings" w:hint="default"/>
+        <w:sz w:val="20"/>
+      </w:rPr>
+    </w:lvl>
+  </w:abstractNum>
+  <w:abstractNum w:abstractNumId="4" w15:restartNumberingAfterBreak="0">
     <w:nsid w:val="4BE13382"/>
     <w:multiLevelType w:val="multilevel"/>
     <w:tmpl w:val="6FBC0BB2"/>
+    <w:lvl w:ilvl="0">
+      <w:start w:val="1"/>
+      <w:numFmt w:val="bullet"/>
+      <w:lvlText w:val=""/>
+      <w:lvlJc w:val="left"/>
+      <w:pPr>
+        <w:tabs>
+          <w:tab w:val="num" w:pos="720"/>
+        </w:tabs>
+        <w:ind w:left="720" w:hanging="360"/>
+      </w:pPr>
+      <w:rPr>
+        <w:rFonts w:ascii="Symbol" w:hAnsi="Symbol" w:hint="default"/>
+        <w:sz w:val="20"/>
+      </w:rPr>
+    </w:lvl>
+    <w:lvl w:ilvl="1" w:tentative="1">
+      <w:start w:val="1"/>
+      <w:numFmt w:val="bullet"/>
+      <w:lvlText w:val="o"/>
+      <w:lvlJc w:val="left"/>
+      <w:pPr>
+        <w:tabs>
+          <w:tab w:val="num" w:pos="1440"/>
+        </w:tabs>
+        <w:ind w:left="1440" w:hanging="360"/>
+      </w:pPr>
+      <w:rPr>
+        <w:rFonts w:ascii="Courier New" w:hAnsi="Courier New" w:hint="default"/>
+        <w:sz w:val="20"/>
+      </w:rPr>
+    </w:lvl>
+    <w:lvl w:ilvl="2" w:tentative="1">
+      <w:start w:val="1"/>
+      <w:numFmt w:val="bullet"/>
+      <w:lvlText w:val=""/>
+      <w:lvlJc w:val="left"/>
+      <w:pPr>
+        <w:tabs>
+          <w:tab w:val="num" w:pos="2160"/>
+        </w:tabs>
+        <w:ind w:left="2160" w:hanging="360"/>
+      </w:pPr>
+      <w:rPr>
+        <w:rFonts w:ascii="Wingdings" w:hAnsi="Wingdings" w:hint="default"/>
+        <w:sz w:val="20"/>
+      </w:rPr>
+    </w:lvl>
+    <w:lvl w:ilvl="3" w:tentative="1">
+      <w:start w:val="1"/>
+      <w:numFmt w:val="bullet"/>
+      <w:lvlText w:val=""/>
+      <w:lvlJc w:val="left"/>
+      <w:pPr>
+        <w:tabs>
+          <w:tab w:val="num" w:pos="2880"/>
+        </w:tabs>
+        <w:ind w:left="2880" w:hanging="360"/>
+      </w:pPr>
+      <w:rPr>
+        <w:rFonts w:ascii="Wingdings" w:hAnsi="Wingdings" w:hint="default"/>
+        <w:sz w:val="20"/>
+      </w:rPr>
+    </w:lvl>
+    <w:lvl w:ilvl="4" w:tentative="1">
+      <w:start w:val="1"/>
+      <w:numFmt w:val="bullet"/>
+      <w:lvlText w:val=""/>
+      <w:lvlJc w:val="left"/>
+      <w:pPr>
+        <w:tabs>
+          <w:tab w:val="num" w:pos="3600"/>
+        </w:tabs>
+        <w:ind w:left="3600" w:hanging="360"/>
+      </w:pPr>
+      <w:rPr>
+        <w:rFonts w:ascii="Wingdings" w:hAnsi="Wingdings" w:hint="default"/>
+        <w:sz w:val="20"/>
+      </w:rPr>
+    </w:lvl>
+    <w:lvl w:ilvl="5" w:tentative="1">
+      <w:start w:val="1"/>
+      <w:numFmt w:val="bullet"/>
+      <w:lvlText w:val=""/>
+      <w:lvlJc w:val="left"/>
+      <w:pPr>
+        <w:tabs>
+          <w:tab w:val="num" w:pos="4320"/>
+        </w:tabs>
+        <w:ind w:left="4320" w:hanging="360"/>
+      </w:pPr>
+      <w:rPr>
+        <w:rFonts w:ascii="Wingdings" w:hAnsi="Wingdings" w:hint="default"/>
+        <w:sz w:val="20"/>
+      </w:rPr>
+    </w:lvl>
+    <w:lvl w:ilvl="6" w:tentative="1">
+      <w:start w:val="1"/>
+      <w:numFmt w:val="bullet"/>
+      <w:lvlText w:val=""/>
+      <w:lvlJc w:val="left"/>
+      <w:pPr>
+        <w:tabs>
+          <w:tab w:val="num" w:pos="5040"/>
+        </w:tabs>
+        <w:ind w:left="5040" w:hanging="360"/>
+      </w:pPr>
+      <w:rPr>
+        <w:rFonts w:ascii="Wingdings" w:hAnsi="Wingdings" w:hint="default"/>
+        <w:sz w:val="20"/>
+      </w:rPr>
+    </w:lvl>
+    <w:lvl w:ilvl="7" w:tentative="1">
+      <w:start w:val="1"/>
+      <w:numFmt w:val="bullet"/>
+      <w:lvlText w:val=""/>
+      <w:lvlJc w:val="left"/>
+      <w:pPr>
+        <w:tabs>
+          <w:tab w:val="num" w:pos="5760"/>
+        </w:tabs>
+        <w:ind w:left="5760" w:hanging="360"/>
+      </w:pPr>
+      <w:rPr>
+        <w:rFonts w:ascii="Wingdings" w:hAnsi="Wingdings" w:hint="default"/>
+        <w:sz w:val="20"/>
+      </w:rPr>
+    </w:lvl>
+    <w:lvl w:ilvl="8" w:tentative="1">
+      <w:start w:val="1"/>
+      <w:numFmt w:val="bullet"/>
+      <w:lvlText w:val=""/>
+      <w:lvlJc w:val="left"/>
+      <w:pPr>
+        <w:tabs>
+          <w:tab w:val="num" w:pos="6480"/>
+        </w:tabs>
+        <w:ind w:left="6480" w:hanging="360"/>
+      </w:pPr>
+      <w:rPr>
+        <w:rFonts w:ascii="Wingdings" w:hAnsi="Wingdings" w:hint="default"/>
+        <w:sz w:val="20"/>
+      </w:rPr>
+    </w:lvl>
+  </w:abstractNum>
+  <w:abstractNum w:abstractNumId="5" w15:restartNumberingAfterBreak="0">
+    <w:nsid w:val="61D74887"/>
+    <w:multiLevelType w:val="multilevel"/>
+    <w:tmpl w:val="46A0F29A"/>
     <w:lvl w:ilvl="0">
       <w:start w:val="1"/>
       <w:numFmt w:val="bullet"/>
@@ -843,13 +1993,19 @@
     <w:abstractNumId w:val="1"/>
   </w:num>
   <w:num w:numId="2" w16cid:durableId="355428629">
-    <w:abstractNumId w:val="3"/>
+    <w:abstractNumId w:val="4"/>
   </w:num>
   <w:num w:numId="3" w16cid:durableId="1611744600">
     <w:abstractNumId w:val="2"/>
   </w:num>
   <w:num w:numId="4" w16cid:durableId="1603145674">
     <w:abstractNumId w:val="0"/>
+  </w:num>
+  <w:num w:numId="5" w16cid:durableId="1116407773">
+    <w:abstractNumId w:val="5"/>
+  </w:num>
+  <w:num w:numId="6" w16cid:durableId="399787761">
+    <w:abstractNumId w:val="3"/>
   </w:num>
 </w:numbering>
 </file>
